--- a/skills/fix-cv-find-job-skill/assets/reference.docx
+++ b/skills/fix-cv-find-job-skill/assets/reference.docx
@@ -314,10 +314,11 @@
       </w:r>
     </w:p>
     <w:sectPr>
-      <w:pgMar w:top="720" w:right="720" w:bottom="720" w:left="720" w:header="360" w:footer="360" w:gutter="0"/>
       <w:footnotePr>
         <w:numRestart w:val="eachSect"/>
       </w:footnotePr>
+      <w:pgSz w:w="11906" w:h="16838"/>
+      <w:pgMar w:top="720" w:right="720" w:bottom="720" w:left="720" w:header="360" w:footer="360" w:gutter="0"/>
     </w:sectPr>
   </w:body>
 </w:document>
@@ -489,8 +490,6 @@
         <w:sz w:val="20"/>
         <w:szCs w:val="20"/>
         <w:rFonts w:asciiTheme="minorHAnsi" w:eastAsiaTheme="minorEastAsia" w:hAnsiTheme="minorHAnsi" w:cstheme="minorBidi"/>
-        <w:sz w:val="24"/>
-        <w:szCs w:val="24"/>
         <w:lang w:val="en-US" w:eastAsia="zh-CN" w:bidi="ar-SA"/>
       </w:rPr>
     </w:rPrDefault>
@@ -519,13 +518,17 @@
     </w:rPr>
   </w:style>
   <w:style w:type="paragraph" w:customStyle="1" w:styleId="FirstParagraph">
-    <w:pPr>
-      <w:spacing w:before="0" w:after="60" w:line="240" w:lineRule="auto"/>
-    </w:pPr>
     <w:name w:val="First Paragraph"/>
     <w:basedOn w:val="BodyText"/>
     <w:next w:val="BodyText"/>
     <w:qFormat/>
+    <w:pPr>
+      <w:spacing w:before="0" w:after="60" w:line="240" w:lineRule="auto"/>
+    </w:pPr>
+    <w:rPr>
+      <w:sz w:val="20"/>
+      <w:szCs w:val="20"/>
+    </w:rPr>
   </w:style>
   <w:style w:type="paragraph" w:customStyle="1" w:styleId="Compact">
     <w:name w:val="Compact"/>
@@ -598,7 +601,6 @@
     <w:rsid w:val="00A10FD9"/>
     <w:rPr>
       <w:rFonts w:eastAsiaTheme="majorEastAsia" w:cstheme="majorBidi"/>
-      <w:color w:val="595959" w:themeColor="text1" w:themeTint="A6"/>
       <w:spacing w:val="15"/>
       <w:sz w:val="28"/>
       <w:szCs w:val="28"/>
@@ -690,7 +692,6 @@
       <w:sz w:val="22"/>
       <w:szCs w:val="22"/>
       <w:rFonts w:asciiTheme="majorHAnsi" w:eastAsiaTheme="majorEastAsia" w:hAnsiTheme="majorHAnsi" w:cstheme="majorBidi"/>
-      <w:color w:val="0F4761" w:themeColor="accent1" w:themeShade="BF"/>
     </w:rPr>
   </w:style>
   <w:style w:type="paragraph" w:styleId="Heading2">
@@ -713,7 +714,6 @@
       <w:sz w:val="21"/>
       <w:szCs w:val="21"/>
       <w:rFonts w:asciiTheme="majorHAnsi" w:eastAsiaTheme="majorEastAsia" w:hAnsiTheme="majorHAnsi" w:cstheme="majorBidi"/>
-      <w:color w:val="0F4761" w:themeColor="accent1" w:themeShade="BF"/>
     </w:rPr>
   </w:style>
   <w:style w:type="paragraph" w:styleId="Heading3">
@@ -736,7 +736,6 @@
       <w:sz w:val="20"/>
       <w:szCs w:val="20"/>
       <w:rFonts w:eastAsiaTheme="majorEastAsia" w:cstheme="majorBidi"/>
-      <w:color w:val="0F4761" w:themeColor="accent1" w:themeShade="BF"/>
     </w:rPr>
   </w:style>
   <w:style w:type="paragraph" w:styleId="Heading4">
@@ -761,7 +760,6 @@
       <w:rFonts w:eastAsiaTheme="majorEastAsia" w:cstheme="majorBidi"/>
       <w:i/>
       <w:iCs/>
-      <w:color w:val="0F4761" w:themeColor="accent1" w:themeShade="BF"/>
     </w:rPr>
   </w:style>
   <w:style w:type="paragraph" w:styleId="Heading5">
@@ -782,7 +780,6 @@
     </w:pPr>
     <w:rPr>
       <w:rFonts w:eastAsiaTheme="majorEastAsia" w:cstheme="majorBidi"/>
-      <w:color w:val="0F4761" w:themeColor="accent1" w:themeShade="BF"/>
     </w:rPr>
   </w:style>
   <w:style w:type="paragraph" w:styleId="Heading6">
@@ -805,7 +802,6 @@
       <w:rFonts w:eastAsiaTheme="majorEastAsia" w:cstheme="majorBidi"/>
       <w:i/>
       <w:iCs/>
-      <w:color w:val="595959" w:themeColor="text1" w:themeTint="A6"/>
     </w:rPr>
   </w:style>
   <w:style w:type="paragraph" w:styleId="Heading7">
@@ -826,7 +822,6 @@
     </w:pPr>
     <w:rPr>
       <w:rFonts w:eastAsiaTheme="majorEastAsia" w:cstheme="majorBidi"/>
-      <w:color w:val="595959" w:themeColor="text1" w:themeTint="A6"/>
     </w:rPr>
   </w:style>
   <w:style w:type="paragraph" w:styleId="Heading8">
@@ -849,7 +844,6 @@
       <w:rFonts w:eastAsiaTheme="majorEastAsia" w:cstheme="majorBidi"/>
       <w:i/>
       <w:iCs/>
-      <w:color w:val="272727" w:themeColor="text1" w:themeTint="D8"/>
     </w:rPr>
   </w:style>
   <w:style w:type="paragraph" w:styleId="Heading9">
@@ -870,7 +864,6 @@
     </w:pPr>
     <w:rPr>
       <w:rFonts w:eastAsiaTheme="majorEastAsia" w:cstheme="majorBidi"/>
-      <w:color w:val="272727" w:themeColor="text1" w:themeTint="D8"/>
     </w:rPr>
   </w:style>
   <w:style w:type="character" w:customStyle="1" w:styleId="Heading1Char">
@@ -881,7 +874,6 @@
     <w:rsid w:val="00A10FD9"/>
     <w:rPr>
       <w:rFonts w:asciiTheme="majorHAnsi" w:eastAsiaTheme="majorEastAsia" w:hAnsiTheme="majorHAnsi" w:cstheme="majorBidi"/>
-      <w:color w:val="0F4761" w:themeColor="accent1" w:themeShade="BF"/>
       <w:sz w:val="40"/>
       <w:szCs w:val="40"/>
     </w:rPr>
@@ -895,7 +887,6 @@
     <w:rsid w:val="00A10FD9"/>
     <w:rPr>
       <w:rFonts w:asciiTheme="majorHAnsi" w:eastAsiaTheme="majorEastAsia" w:hAnsiTheme="majorHAnsi" w:cstheme="majorBidi"/>
-      <w:color w:val="0F4761" w:themeColor="accent1" w:themeShade="BF"/>
       <w:sz w:val="32"/>
       <w:szCs w:val="32"/>
     </w:rPr>
@@ -909,7 +900,6 @@
     <w:rsid w:val="00A10FD9"/>
     <w:rPr>
       <w:rFonts w:eastAsiaTheme="majorEastAsia" w:cstheme="majorBidi"/>
-      <w:color w:val="0F4761" w:themeColor="accent1" w:themeShade="BF"/>
       <w:sz w:val="28"/>
       <w:szCs w:val="28"/>
     </w:rPr>
@@ -925,7 +915,6 @@
       <w:rFonts w:eastAsiaTheme="majorEastAsia" w:cstheme="majorBidi"/>
       <w:i/>
       <w:iCs/>
-      <w:color w:val="0F4761" w:themeColor="accent1" w:themeShade="BF"/>
     </w:rPr>
   </w:style>
   <w:style w:type="character" w:customStyle="1" w:styleId="Heading5Char">
@@ -937,7 +926,6 @@
     <w:rsid w:val="00A10FD9"/>
     <w:rPr>
       <w:rFonts w:eastAsiaTheme="majorEastAsia" w:cstheme="majorBidi"/>
-      <w:color w:val="0F4761" w:themeColor="accent1" w:themeShade="BF"/>
     </w:rPr>
   </w:style>
   <w:style w:type="character" w:customStyle="1" w:styleId="Heading6Char">
@@ -951,7 +939,6 @@
       <w:rFonts w:eastAsiaTheme="majorEastAsia" w:cstheme="majorBidi"/>
       <w:i/>
       <w:iCs/>
-      <w:color w:val="595959" w:themeColor="text1" w:themeTint="A6"/>
     </w:rPr>
   </w:style>
   <w:style w:type="character" w:customStyle="1" w:styleId="Heading7Char">
@@ -963,7 +950,6 @@
     <w:rsid w:val="00A10FD9"/>
     <w:rPr>
       <w:rFonts w:eastAsiaTheme="majorEastAsia" w:cstheme="majorBidi"/>
-      <w:color w:val="595959" w:themeColor="text1" w:themeTint="A6"/>
     </w:rPr>
   </w:style>
   <w:style w:type="character" w:customStyle="1" w:styleId="Heading8Char">
@@ -977,7 +963,6 @@
       <w:rFonts w:eastAsiaTheme="majorEastAsia" w:cstheme="majorBidi"/>
       <w:i/>
       <w:iCs/>
-      <w:color w:val="272727" w:themeColor="text1" w:themeTint="D8"/>
     </w:rPr>
   </w:style>
   <w:style w:type="character" w:customStyle="1" w:styleId="Heading9Char">
@@ -989,7 +974,6 @@
     <w:rsid w:val="00A10FD9"/>
     <w:rPr>
       <w:rFonts w:eastAsiaTheme="majorEastAsia" w:cstheme="majorBidi"/>
-      <w:color w:val="272727" w:themeColor="text1" w:themeTint="D8"/>
     </w:rPr>
   </w:style>
   <w:style w:type="paragraph" w:styleId="BlockText">
@@ -1131,7 +1115,6 @@
     <w:name w:val="Hyperlink"/>
     <w:basedOn w:val="BodyTextChar"/>
     <w:rPr>
-      <w:color w:val="4F81BD" w:themeColor="accent1"/>
     </w:rPr>
   </w:style>
   <w:style w:type="paragraph" w:styleId="TOCHeading">
@@ -1149,7 +1132,6 @@
       <w:rFonts w:asciiTheme="majorHAnsi" w:eastAsiaTheme="majorEastAsia" w:hAnsiTheme="majorHAnsi" w:cstheme="majorBidi"/>
       <w:b w:val="0"/>
       <w:bCs w:val="0"/>
-      <w:color w:val="365F91" w:themeColor="accent1" w:themeShade="BF"/>
     </w:rPr>
   </w:style>
 </w:styles>

--- a/skills/fix-cv-find-job-skill/assets/reference.docx
+++ b/skills/fix-cv-find-job-skill/assets/reference.docx
@@ -487,9 +487,9 @@
   <w:docDefaults>
     <w:rPrDefault>
       <w:rPr>
+        <w:rFonts w:ascii="Calibri" w:hAnsi="Calibri" w:cs="Calibri" w:eastAsia="Calibri"/>
         <w:sz w:val="20"/>
         <w:szCs w:val="20"/>
-        <w:rFonts w:asciiTheme="minorHAnsi" w:eastAsiaTheme="minorEastAsia" w:hAnsiTheme="minorHAnsi" w:cstheme="minorBidi"/>
         <w:lang w:val="en-US" w:eastAsia="zh-CN" w:bidi="ar-SA"/>
       </w:rPr>
     </w:rPrDefault>
@@ -556,9 +556,10 @@
       <w:jc w:val="center"/>
     </w:pPr>
     <w:rPr>
-      <w:sz w:val="32"/>
-      <w:szCs w:val="32"/>
-      <w:rFonts w:asciiTheme="majorHAnsi" w:eastAsiaTheme="majorEastAsia" w:hAnsiTheme="majorHAnsi" w:cstheme="majorBidi"/>
+      <w:b/>
+      <w:bCs/>
+      <w:sz w:val="28"/>
+      <w:szCs w:val="28"/>
     </w:rPr>
   </w:style>
   <w:style w:type="character" w:customStyle="1" w:styleId="TitleChar">
@@ -568,7 +569,6 @@
     <w:uiPriority w:val="10"/>
     <w:rsid w:val="00A10FD9"/>
     <w:rPr>
-      <w:rFonts w:asciiTheme="majorHAnsi" w:eastAsiaTheme="majorEastAsia" w:hAnsiTheme="majorHAnsi" w:cstheme="majorBidi"/>
       <w:sz w:val="56"/>
       <w:szCs w:val="56"/>
     </w:rPr>
@@ -588,9 +588,10 @@
       </w:numPr>
     </w:pPr>
     <w:rPr>
+      <w:b/>
+      <w:bCs/>
       <w:sz w:val="22"/>
       <w:szCs w:val="22"/>
-      <w:rFonts w:eastAsiaTheme="majorEastAsia" w:cstheme="majorBidi"/>
     </w:rPr>
   </w:style>
   <w:style w:type="character" w:customStyle="1" w:styleId="SubtitleChar">
@@ -600,7 +601,6 @@
     <w:uiPriority w:val="11"/>
     <w:rsid w:val="00A10FD9"/>
     <w:rPr>
-      <w:rFonts w:eastAsiaTheme="majorEastAsia" w:cstheme="majorBidi"/>
       <w:spacing w:val="15"/>
       <w:sz w:val="28"/>
       <w:szCs w:val="28"/>
@@ -683,15 +683,16 @@
     <w:qFormat/>
     <w:rsid w:val="00A10FD9"/>
     <w:pPr>
-      <w:spacing w:before="160" w:after="60" w:line="240" w:lineRule="auto"/>
+      <w:spacing w:before="0" w:after="40" w:line="240" w:lineRule="auto"/>
       <w:keepNext/>
       <w:keepLines/>
       <w:outlineLvl w:val="0"/>
     </w:pPr>
     <w:rPr>
-      <w:sz w:val="22"/>
-      <w:szCs w:val="22"/>
-      <w:rFonts w:asciiTheme="majorHAnsi" w:eastAsiaTheme="majorEastAsia" w:hAnsiTheme="majorHAnsi" w:cstheme="majorBidi"/>
+      <w:b/>
+      <w:bCs/>
+      <w:sz w:val="28"/>
+      <w:szCs w:val="28"/>
     </w:rPr>
   </w:style>
   <w:style w:type="paragraph" w:styleId="Heading2">
@@ -711,9 +712,10 @@
       <w:outlineLvl w:val="1"/>
     </w:pPr>
     <w:rPr>
+      <w:b/>
+      <w:bCs/>
       <w:sz w:val="21"/>
       <w:szCs w:val="21"/>
-      <w:rFonts w:asciiTheme="majorHAnsi" w:eastAsiaTheme="majorEastAsia" w:hAnsiTheme="majorHAnsi" w:cstheme="majorBidi"/>
     </w:rPr>
   </w:style>
   <w:style w:type="paragraph" w:styleId="Heading3">
@@ -733,9 +735,10 @@
       <w:outlineLvl w:val="2"/>
     </w:pPr>
     <w:rPr>
+      <w:b/>
+      <w:bCs/>
       <w:sz w:val="20"/>
       <w:szCs w:val="20"/>
-      <w:rFonts w:eastAsiaTheme="majorEastAsia" w:cstheme="majorBidi"/>
     </w:rPr>
   </w:style>
   <w:style w:type="paragraph" w:styleId="Heading4">
@@ -755,9 +758,10 @@
       <w:outlineLvl w:val="3"/>
     </w:pPr>
     <w:rPr>
+      <w:b/>
+      <w:bCs/>
       <w:sz w:val="20"/>
       <w:szCs w:val="20"/>
-      <w:rFonts w:eastAsiaTheme="majorEastAsia" w:cstheme="majorBidi"/>
       <w:i/>
       <w:iCs/>
     </w:rPr>
@@ -773,13 +777,16 @@
     <w:qFormat/>
     <w:rsid w:val="00A10FD9"/>
     <w:pPr>
+      <w:spacing w:before="80" w:after="40" w:line="240" w:lineRule="auto"/>
       <w:keepNext/>
       <w:keepLines/>
-      <w:spacing w:before="80" w:after="40"/>
       <w:outlineLvl w:val="4"/>
     </w:pPr>
     <w:rPr>
-      <w:rFonts w:eastAsiaTheme="majorEastAsia" w:cstheme="majorBidi"/>
+      <w:b/>
+      <w:bCs/>
+      <w:sz w:val="20"/>
+      <w:szCs w:val="20"/>
     </w:rPr>
   </w:style>
   <w:style w:type="paragraph" w:styleId="Heading6">
@@ -793,13 +800,16 @@
     <w:qFormat/>
     <w:rsid w:val="00A10FD9"/>
     <w:pPr>
+      <w:spacing w:before="80" w:after="40" w:line="240" w:lineRule="auto"/>
       <w:keepNext/>
       <w:keepLines/>
-      <w:spacing w:before="40" w:after="0"/>
       <w:outlineLvl w:val="5"/>
     </w:pPr>
     <w:rPr>
-      <w:rFonts w:eastAsiaTheme="majorEastAsia" w:cstheme="majorBidi"/>
+      <w:b/>
+      <w:bCs/>
+      <w:sz w:val="20"/>
+      <w:szCs w:val="20"/>
       <w:i/>
       <w:iCs/>
     </w:rPr>
@@ -821,7 +831,6 @@
       <w:outlineLvl w:val="6"/>
     </w:pPr>
     <w:rPr>
-      <w:rFonts w:eastAsiaTheme="majorEastAsia" w:cstheme="majorBidi"/>
     </w:rPr>
   </w:style>
   <w:style w:type="paragraph" w:styleId="Heading8">
@@ -841,7 +850,6 @@
       <w:outlineLvl w:val="7"/>
     </w:pPr>
     <w:rPr>
-      <w:rFonts w:eastAsiaTheme="majorEastAsia" w:cstheme="majorBidi"/>
       <w:i/>
       <w:iCs/>
     </w:rPr>
@@ -863,7 +871,6 @@
       <w:outlineLvl w:val="8"/>
     </w:pPr>
     <w:rPr>
-      <w:rFonts w:eastAsiaTheme="majorEastAsia" w:cstheme="majorBidi"/>
     </w:rPr>
   </w:style>
   <w:style w:type="character" w:customStyle="1" w:styleId="Heading1Char">
@@ -873,7 +880,6 @@
     <w:uiPriority w:val="9"/>
     <w:rsid w:val="00A10FD9"/>
     <w:rPr>
-      <w:rFonts w:asciiTheme="majorHAnsi" w:eastAsiaTheme="majorEastAsia" w:hAnsiTheme="majorHAnsi" w:cstheme="majorBidi"/>
       <w:sz w:val="40"/>
       <w:szCs w:val="40"/>
     </w:rPr>
@@ -886,7 +892,6 @@
     <w:semiHidden/>
     <w:rsid w:val="00A10FD9"/>
     <w:rPr>
-      <w:rFonts w:asciiTheme="majorHAnsi" w:eastAsiaTheme="majorEastAsia" w:hAnsiTheme="majorHAnsi" w:cstheme="majorBidi"/>
       <w:sz w:val="32"/>
       <w:szCs w:val="32"/>
     </w:rPr>
@@ -899,7 +904,6 @@
     <w:semiHidden/>
     <w:rsid w:val="00A10FD9"/>
     <w:rPr>
-      <w:rFonts w:eastAsiaTheme="majorEastAsia" w:cstheme="majorBidi"/>
       <w:sz w:val="28"/>
       <w:szCs w:val="28"/>
     </w:rPr>
@@ -912,7 +916,6 @@
     <w:semiHidden/>
     <w:rsid w:val="00A10FD9"/>
     <w:rPr>
-      <w:rFonts w:eastAsiaTheme="majorEastAsia" w:cstheme="majorBidi"/>
       <w:i/>
       <w:iCs/>
     </w:rPr>
@@ -925,7 +928,6 @@
     <w:semiHidden/>
     <w:rsid w:val="00A10FD9"/>
     <w:rPr>
-      <w:rFonts w:eastAsiaTheme="majorEastAsia" w:cstheme="majorBidi"/>
     </w:rPr>
   </w:style>
   <w:style w:type="character" w:customStyle="1" w:styleId="Heading6Char">
@@ -936,7 +938,6 @@
     <w:semiHidden/>
     <w:rsid w:val="00A10FD9"/>
     <w:rPr>
-      <w:rFonts w:eastAsiaTheme="majorEastAsia" w:cstheme="majorBidi"/>
       <w:i/>
       <w:iCs/>
     </w:rPr>
@@ -949,7 +950,6 @@
     <w:semiHidden/>
     <w:rsid w:val="00A10FD9"/>
     <w:rPr>
-      <w:rFonts w:eastAsiaTheme="majorEastAsia" w:cstheme="majorBidi"/>
     </w:rPr>
   </w:style>
   <w:style w:type="character" w:customStyle="1" w:styleId="Heading8Char">
@@ -960,7 +960,6 @@
     <w:semiHidden/>
     <w:rsid w:val="00A10FD9"/>
     <w:rPr>
-      <w:rFonts w:eastAsiaTheme="majorEastAsia" w:cstheme="majorBidi"/>
       <w:i/>
       <w:iCs/>
     </w:rPr>
@@ -973,7 +972,6 @@
     <w:semiHidden/>
     <w:rsid w:val="00A10FD9"/>
     <w:rPr>
-      <w:rFonts w:eastAsiaTheme="majorEastAsia" w:cstheme="majorBidi"/>
     </w:rPr>
   </w:style>
   <w:style w:type="paragraph" w:styleId="BlockText">
@@ -1129,7 +1127,6 @@
       <w:outlineLvl w:val="9"/>
     </w:pPr>
     <w:rPr>
-      <w:rFonts w:asciiTheme="majorHAnsi" w:eastAsiaTheme="majorEastAsia" w:hAnsiTheme="majorHAnsi" w:cstheme="majorBidi"/>
       <w:b w:val="0"/>
       <w:bCs w:val="0"/>
     </w:rPr>
